--- a/AI Reports/UPF clasification-091026-raw.docx
+++ b/AI Reports/UPF clasification-091026-raw.docx
@@ -4,6 +4,12 @@
   <w:body>
     <w:p>
       <w:r>
+        <w:t>updated</w:t>
+      </w:r>
+    </w:p>
+    <w:p/>
+    <w:p>
+      <w:r>
         <w:t xml:space="preserve">Hello </w:t>
       </w:r>
       <w:proofErr w:type="spellStart"/>
@@ -100,7 +106,11 @@
       </w:r>
       <w:proofErr w:type="spellEnd"/>
       <w:r>
-        <w:t xml:space="preserve"> I think we can hear Manish well something wrong with Ericsson Bridge I think yeah right and also or can do to what level of granularity will have a big impact on how the rank and utilize that so that’s exactly what I’m trying to learn exactly and it’s actually a super good opportunity for all of us right and </w:t>
+        <w:t xml:space="preserve"> I think we can hear Manish well something wrong with Ericsson Bridge I think yeah right and also or can do to what level of granularity will have a big impact on how the </w:t>
+      </w:r>
+      <w:r>
+        <w:lastRenderedPageBreak/>
+        <w:t xml:space="preserve">rank and utilize that so that’s exactly what I’m trying to learn exactly and it’s actually a super good opportunity for all of us right and </w:t>
       </w:r>
       <w:proofErr w:type="spellStart"/>
       <w:r>
@@ -116,11 +126,7 @@
       </w:r>
       <w:proofErr w:type="spellEnd"/>
       <w:r>
-        <w:t xml:space="preserve"> we will be discussing a few minutes here a lot of it </w:t>
-      </w:r>
-      <w:r>
-        <w:lastRenderedPageBreak/>
-        <w:t xml:space="preserve">is existing functionality and user plate right but here we get </w:t>
+        <w:t xml:space="preserve"> we will be discussing a few minutes here a lot of it is existing functionality and user plate right but here we get </w:t>
       </w:r>
       <w:proofErr w:type="spellStart"/>
       <w:r>
@@ -177,11 +183,11 @@
       </w:r>
       <w:proofErr w:type="spellEnd"/>
       <w:r>
-        <w:t xml:space="preserve"> I all of us participate all this discussion so I appreciate everybody sharing exactly and one of the goal is umm try to bring all the you know uh the stakeholders here to actually uh align set the states so that we can dive into that so at that time it was mainly focused on the mobility prediction and traffic prediction so not so much the service OK good yeah anyway so let’s get into that this particular specific use case a service recognition and as he mentioned this is in a high level concept explore uh internally and also along with the AT&amp;T folks so </w:t>
+        <w:t xml:space="preserve"> I all of us participate all this discussion so I appreciate everybody sharing exactly and one of the goal is umm try to bring all the you know uh the stakeholders here to actually uh align set the states so that we can dive into that so at that time it was mainly focused on the mobility </w:t>
       </w:r>
       <w:r>
         <w:lastRenderedPageBreak/>
-        <w:t xml:space="preserve">basically we are going to leverage that existing upfront capability of A traffic classification and communicate to that umm differentiated service information through some identification towards the RAM then they use the service awareness and umm it could be within the slice and they can apply even more fine grained granular way of actually umm uh differentiating that service uh for optimal user experience that’s a kind of a high level umm you know use case Umm now there are seven umm high level boxes here building blocks as you can see on the umm uh right hand side lot of different undifferentiated services will come to UPF and uh then the UPF could actually uh classify these services whether it is a uh even the tab video type as a </w:t>
+        <w:t xml:space="preserve">prediction and traffic prediction so not so much the service OK good yeah anyway so let’s get into that this particular specific use case a service recognition and as he mentioned this is in a high level concept explore uh internally and also along with the AT&amp;T folks so basically we are going to leverage that existing upfront capability of A traffic classification and communicate to that umm differentiated service information through some identification towards the RAM then they use the service awareness and umm it could be within the slice and they can apply even more fine grained granular way of actually umm uh differentiating that service uh for optimal user experience that’s a kind of a high level umm you know use case Umm now there are seven umm high level boxes here building blocks as you can see on the umm uh right hand side lot of different undifferentiated services will come to UPF and uh then the UPF could actually uh classify these services whether it is a uh even the tab video type as a </w:t>
       </w:r>
       <w:proofErr w:type="spellStart"/>
       <w:r>
@@ -229,7 +235,11 @@
       </w:r>
       <w:proofErr w:type="spellEnd"/>
       <w:r>
-        <w:t xml:space="preserve"> P to crash because some proprietary messages there right so how do we how do we make sure this is not impacting other vendors run that’s the key thing one of the fundamental I believe for actually AT&amp;T to actually get you know yearly you know value from Ericsson because Erickson ran in code is there so that AT&amp;T will get to enjoy enjoying that innovation yearly so that no other operator is going to get it so I think that’s the kind of a more fundamental you know idea understand where Vikram come from right yeah you have to think about practical cause the core is kind of aggregated point right so you’re handling different traffic you’re handling you know other ran including you know for example if Nokia’s small side they actually go back to AT and E yeah So how we going to handle that I think is uh I think so do you do you selectively send out send back that inside based on the RAM type saying hey if this is a Ericsson GNOME I mean so this is a initially a proprietary implementation so we will not be able to send it to Nokia space stations So then we can disable that message but that’s a way I yeah so you can select that we decide we will never do I include that message we have other customers for it with our core net and not all of them have formula yeah but hands are question specific right so if I have a core the same core is serving let’s say Ericsson ran Nokia run right So what how would you disable it just towards Nokia and send it towards XML do you have some logic built in to the VPN but </w:t>
+        <w:t xml:space="preserve"> P to crash because some proprietary messages there right so how do we how do we make sure this is not impacting other vendors run that’s the key thing one of the fundamental I believe for actually AT&amp;T to actually get you know yearly you know value from Ericsson because Erickson ran in code is there so that AT&amp;T will get to enjoy enjoying that innovation yearly so that no other operator is going to get it so I think that’s the kind of a more fundamental you know idea understand where Vikram come from right yeah you have to think about practical cause the core is kind of aggregated point right so you’re handling different traffic you’re handling you know other ran including you know for example if Nokia’s small side they actually go back to AT and E yeah So how we going to handle that I think is uh I think so do you do you selectively send out send back that inside based on the RAM type saying hey if this is a Ericsson GNOME I mean so this is a initially a proprietary implementation so we will not be able to send it to Nokia space stations So then we can disable that message but that’s a way I yeah so you can select that we decide we will never do I include that message we have other customers for it with our core net and not all of them have formula yeah but hands are question specific right so if I have a core the same core is serving let’s say Ericsson ran Nokia run right So what how would you disable it just towards Nokia and send </w:t>
+      </w:r>
+      <w:r>
+        <w:lastRenderedPageBreak/>
+        <w:t xml:space="preserve">it towards XML do you have some logic built in to the VPN but </w:t>
       </w:r>
       <w:proofErr w:type="spellStart"/>
       <w:r>
@@ -237,11 +247,7 @@
       </w:r>
       <w:proofErr w:type="spellEnd"/>
       <w:r>
-        <w:t xml:space="preserve"> I will deflect our earlier conversation right because background setting right how this started right AT&amp;T has challenged Ericsson in a way so hey you’re providing a lot of the core stuff right you’re </w:t>
-      </w:r>
-      <w:r>
-        <w:lastRenderedPageBreak/>
-        <w:t>providing a little video 100% radio please help us right with one plus one gives three This is one of the OR more this is one of the ideas and maybe let us 1</w:t>
+        <w:t xml:space="preserve"> I will deflect our earlier conversation right because background setting right how this started right AT&amp;T has challenged Ericsson in a way so hey you’re providing a lot of the core stuff right you’re providing a little video 100% radio please help us right with one plus one gives three This is one of the OR more this is one of the ideas and maybe let us 1</w:t>
       </w:r>
       <w:r>
         <w:rPr>
@@ -331,14 +337,14 @@
       </w:r>
       <w:proofErr w:type="spellEnd"/>
       <w:r>
-        <w:t xml:space="preserve"> or a short video long video depends on anxious one of the tools in our uh boxes available you can see that there is a analysis engine classification engine and we have some kind of a patterns that we actually build every week they’re actually building it and</w:t>
-      </w:r>
-      <w:r>
-        <w:t xml:space="preserve"> play a delight and classify </w:t>
+        <w:t xml:space="preserve"> or a short </w:t>
       </w:r>
       <w:r>
         <w:lastRenderedPageBreak/>
-        <w:t xml:space="preserve">the factors but I’ll go into the details so this is kind of high level correct So and then sorry for that you know once you slide here very detailed but I just actually you know walked through very high level you know the UPF is the one Internet gateway more correct but that is actually a you know processing that the user plane traffic like now again 3 and M6 but sometimes it is a little bit of a dumb enough like to over asking to do right so basically the core network is as we just discussed it contains a lot of elements right so the rules you know what needs to be done for each particular subscriber or user you know what needs to be done it is actually defined in the policy engine correct and that is actually has to be a communicated towards that through the system management function and you can see that PCFM up to UPF that’s the kind of and there are three GPP defined some of the </w:t>
+        <w:t>video long video depends on anxious one of the tools in our uh boxes available you can see that there is a analysis engine classification engine and we have some kind of a patterns that we actually build every week they’re actually building it and</w:t>
+      </w:r>
+      <w:r>
+        <w:t xml:space="preserve"> play a delight and classify the factors but I’ll go into the details so this is kind of high level correct So and then sorry for that you know once you slide here very detailed but I just actually you know walked through very high level you know the UPF is the one Internet gateway more correct but that is actually a you know processing that the user plane traffic like now again 3 and M6 but sometimes it is a little bit of a dumb enough like to over asking to do right so basically the core network is as we just discussed it contains a lot of elements right so the rules you know what needs to be done for each particular subscriber or user you know what needs to be done it is actually defined in the policy engine correct and that is actually has to be a communicated towards that through the system management function and you can see that PCFM up to UPF that’s the kind of and there are three GPP defined some of the </w:t>
       </w:r>
       <w:proofErr w:type="spellStart"/>
       <w:r>
@@ -379,7 +385,11 @@
       </w:r>
       <w:proofErr w:type="spellEnd"/>
       <w:r>
-        <w:t xml:space="preserve"> here what does the like for the customer perspective right I’m not I’m not able to monetize this right a customer’s not </w:t>
+        <w:t xml:space="preserve"> here what does the like for the customer perspective right I’m not I’m not able to monetize this right a </w:t>
+      </w:r>
+      <w:r>
+        <w:lastRenderedPageBreak/>
+        <w:t xml:space="preserve">customer’s not </w:t>
       </w:r>
       <w:proofErr w:type="spellStart"/>
       <w:r>
@@ -395,11 +405,7 @@
       </w:r>
       <w:proofErr w:type="spellEnd"/>
       <w:r>
-        <w:t xml:space="preserve"> could say OK you can pass on some traffic classification information to the </w:t>
-      </w:r>
-      <w:r>
-        <w:lastRenderedPageBreak/>
-        <w:t xml:space="preserve">Ran so it can schedule some things more efficiently right that’s </w:t>
+        <w:t xml:space="preserve"> could say OK you can pass on some traffic classification information to the Ran so it can schedule some things more efficiently right that’s </w:t>
       </w:r>
       <w:proofErr w:type="spellStart"/>
       <w:r>
@@ -569,7 +575,11 @@
       </w:r>
       <w:proofErr w:type="spellEnd"/>
       <w:r>
-        <w:t xml:space="preserve"> guys so this might be good there’s not a too much into that OK but thank you it’s absolute priority in some cases yeah so it’s an expensive connectivity per megabyte compared to best effort sorry somebody has a yes can you can you hear me Hey this is Prashant here guys mani can you hear me 30% 30% yeah Hey I had a quick question guys Yes uh do you guys have a low level detail of how are you going to really identify this And here’s my problem Yeah the first net you know we want to deprioritize traffic but only because I heard the word </w:t>
+        <w:t xml:space="preserve"> guys so this might be good there’s not a too much into that OK but thank you it’s absolute priority in some cases yeah so it’s an expensive connectivity per megabyte compared to best effort sorry somebody has a yes can you can you hear me Hey this is Prashant here guys mani can you hear me 30% 30% yeah Hey I had a quick question guys Yes uh do you guys have a low level detail of how are you going to really identify this And here’s my problem Yeah the first net you know we want </w:t>
+      </w:r>
+      <w:r>
+        <w:lastRenderedPageBreak/>
+        <w:t xml:space="preserve">to deprioritize traffic but only because I heard the word </w:t>
       </w:r>
       <w:proofErr w:type="spellStart"/>
       <w:r>
@@ -585,11 +595,123 @@
       </w:r>
       <w:proofErr w:type="spellEnd"/>
       <w:r>
-        <w:t xml:space="preserve"> Hulu and that’s it right </w:t>
+        <w:t xml:space="preserve"> Hulu and that’s it right anything that is to do with you know Facebook Live Instagram all that is used for crime investigation right so we cannot really deprioritize any of that so in your solution mm-hmm do you have the ability to identify a sub application and market differently within a streaming category yes that is available I mean like I have some slide OK go through that OK and </w:t>
+      </w:r>
+      <w:proofErr w:type="spellStart"/>
+      <w:r>
+        <w:t>and</w:t>
+      </w:r>
+      <w:proofErr w:type="spellEnd"/>
+      <w:r>
+        <w:t xml:space="preserve"> then when you do this how do you identify these users are you looking at some IP addresses or something like that I hope not that that that is not IP address but if you look at it there are many identifier you know in this picture I was actually showing here first we need to identify that the user person based on that specific I you know packet detection identifier correct So one of the you know element is the UIP address but uh some of them are tunnel ID network instance blah blah blah so we will identify it then uh for each session once we identify it then we actually do the classification of the service within that particular session correct it could be a multiple flows IP close within that session then we actually apply that to filtering criteria and actually figure it out you know whether the streaming has got a you know deciding or but how are you finding out this is streaming or this is </w:t>
+      </w:r>
+      <w:proofErr w:type="spellStart"/>
+      <w:r>
+        <w:t>Youtube</w:t>
+      </w:r>
+      <w:proofErr w:type="spellEnd"/>
+      <w:r>
+        <w:t xml:space="preserve"> this is blah blah blah hey Prashant I think these are good questions right let’s </w:t>
+      </w:r>
+      <w:proofErr w:type="spellStart"/>
+      <w:r>
+        <w:t>let’s</w:t>
+      </w:r>
+      <w:proofErr w:type="spellEnd"/>
+      <w:r>
+        <w:t xml:space="preserve"> hold on to those questions OK we can get it nitty gritty of how do we do that that’s not a technical deep time here right yeah so OK I’ll walk through some of the slides and still you have some more information reach me out I’ll definitely give you by the way Prashanth is representing our first setting that’s one of the potential </w:t>
+      </w:r>
+      <w:proofErr w:type="spellStart"/>
+      <w:r>
+        <w:t>top</w:t>
+      </w:r>
+      <w:proofErr w:type="spellEnd"/>
+      <w:r>
+        <w:t xml:space="preserve"> use yeah </w:t>
+      </w:r>
+      <w:proofErr w:type="spellStart"/>
+      <w:r>
+        <w:t>yeah</w:t>
+      </w:r>
+      <w:proofErr w:type="spellEnd"/>
+      <w:r>
+        <w:t xml:space="preserve"> II think I can definitely see that’s actually exactly the question actually as well I want to see the details sure </w:t>
+      </w:r>
+      <w:proofErr w:type="spellStart"/>
+      <w:r>
+        <w:t>sure</w:t>
+      </w:r>
+      <w:proofErr w:type="spellEnd"/>
+      <w:r>
+        <w:t xml:space="preserve"> I know today might not be the deep time yeah and I think that’s gonna probably trigger a lot of details sometimes if we look at it in a high level yes then after that go to the deeper but after that let’s work on with the use cases whether this particular use case can be done I think Prasanth already started talking about users yeah right so we like to go through that yeah OK so here in this case you know somebody’s asking like no what are the ways to actually identify or detect that packet and classify it right so you </w:t>
+      </w:r>
+      <w:proofErr w:type="spellStart"/>
+      <w:r>
+        <w:t>you</w:t>
+      </w:r>
+      <w:proofErr w:type="spellEnd"/>
+      <w:r>
+        <w:t xml:space="preserve"> see it here You know we are actually using this heuristics packet inspection that is the one of the domain thing to actually figure it out what kind of a service that we cannot clear classified because we actually have a separate lab and we are actually detecting that particular services in that Internet and the world and we are actually keep on actually a 24 by seven and every week and even weekly once that AT and T is getting that you know on demand heuristics package that is the rules and everything So what it will do is it is actually going to look at that again 6 packet and look at that the signature the pattern you know there are so many different patterns are available we know that OK if this particular signature is signature pattern is coming then we know that OK this is time coming from this particular OTT provider then not </w:t>
       </w:r>
       <w:r>
         <w:lastRenderedPageBreak/>
-        <w:t xml:space="preserve">anything that is to do with you know Facebook Live Instagram all that is used for crime investigation right so we cannot really deprioritize any of that so in your solution mm-hmm do you have the ability to identify a sub application and market differently within a streaming category yes that is available I mean like I have some slide OK go through that OK and </w:t>
+        <w:t xml:space="preserve">only that just not a simple I am telling but it is actually going to look at other tools like it may use the deep packet inspection it may use the shallow packet inspection on the OSA layer </w:t>
+      </w:r>
+      <w:proofErr w:type="spellStart"/>
+      <w:r>
+        <w:t>layer</w:t>
+      </w:r>
+      <w:proofErr w:type="spellEnd"/>
+      <w:r>
+        <w:t xml:space="preserve"> 3 layer 4 all of them actually it is going to use instead of a collection of a toolbox to do that the packet addiction and the classification and finally the accuracy wise it is actually going to provide clear cut you know what exactly this particular service within that </w:t>
+      </w:r>
+      <w:proofErr w:type="spellStart"/>
+      <w:r>
+        <w:t>Youtube</w:t>
+      </w:r>
+      <w:proofErr w:type="spellEnd"/>
+      <w:r>
+        <w:t xml:space="preserve"> whether it is a video or it is actually messaging or it is actually kind of a text or something so that level of a sub level as Prashant is asking those </w:t>
+      </w:r>
+      <w:proofErr w:type="spellStart"/>
+      <w:r>
+        <w:t>those</w:t>
+      </w:r>
+      <w:proofErr w:type="spellEnd"/>
+      <w:r>
+        <w:t xml:space="preserve"> kind of things that we could actually identify so </w:t>
+      </w:r>
+      <w:proofErr w:type="spellStart"/>
+      <w:r>
+        <w:t>so</w:t>
+      </w:r>
+      <w:proofErr w:type="spellEnd"/>
+      <w:r>
+        <w:t xml:space="preserve"> </w:t>
+      </w:r>
+      <w:proofErr w:type="spellStart"/>
+      <w:r>
+        <w:t>so</w:t>
+      </w:r>
+      <w:proofErr w:type="spellEnd"/>
+      <w:r>
+        <w:t xml:space="preserve"> maybe a question to Jeff and Vikram is this DPL cause DPR is very processing intensive is this a by default on in our right now based on our dimensioning UPF but we have actually enabled the DPA it is a part of our engine right now OK yeah and also we just do some you know video policy treatments today right </w:t>
+      </w:r>
+      <w:proofErr w:type="spellStart"/>
+      <w:r>
+        <w:t>mankesh</w:t>
+      </w:r>
+      <w:proofErr w:type="spellEnd"/>
+      <w:r>
+        <w:t xml:space="preserve"> can talk about that you know we </w:t>
+      </w:r>
+      <w:proofErr w:type="spellStart"/>
+      <w:r>
+        <w:t>we</w:t>
+      </w:r>
+      <w:proofErr w:type="spellEnd"/>
+      <w:r>
+        <w:t xml:space="preserve"> have already implemented some of that yeah and </w:t>
       </w:r>
       <w:proofErr w:type="spellStart"/>
       <w:r>
@@ -597,7 +719,151 @@
       </w:r>
       <w:proofErr w:type="spellEnd"/>
       <w:r>
-        <w:t xml:space="preserve"> then when you do this how do you identify these users are you looking at some IP addresses or something like that I hope not that that that is not IP address but if you look at it there are many identifier you know in this picture I was actually showing here first we need to identify that the user person based on that specific I you know packet detection identifier correct So one of the you know element is the UIP address but uh some of them are tunnel ID network instance blah blah blah so we will identify it then uh for each session once we identify it then we actually do the classification of the service within that particular session correct it could be a multiple flows IP close within that session then we actually apply that to filtering criteria and actually figure it out you know whether the streaming has got a you know deciding or but how are you finding out this is streaming or this is </w:t>
+        <w:t xml:space="preserve"> there’s lots of use cases for DPI on the EPF when it comes to policy application OK sorry I think the identification is happening on the UPF but how it could be used in Iran that’s </w:t>
+      </w:r>
+      <w:proofErr w:type="spellStart"/>
+      <w:r>
+        <w:t>that’s</w:t>
+      </w:r>
+      <w:proofErr w:type="spellEnd"/>
+      <w:r>
+        <w:t xml:space="preserve"> not still waiting to hear OK maybe that’s gonna help you know it’s A tag along with that benefit Yeah so just to you know asking you know how accurate that you know heuristics engine that we are actually providing along with other classification engine that comes along with that so accuracy wise if you look at it these are all that you know that the videos in the world that we are able to do that are very high accuracy that we are able to do it and also number of applications over the period of time we are actually building more </w:t>
+      </w:r>
+      <w:proofErr w:type="spellStart"/>
+      <w:r>
+        <w:t>more</w:t>
+      </w:r>
+      <w:proofErr w:type="spellEnd"/>
+      <w:r>
+        <w:t xml:space="preserve"> </w:t>
+      </w:r>
+      <w:proofErr w:type="spellStart"/>
+      <w:r>
+        <w:t>more</w:t>
+      </w:r>
+      <w:proofErr w:type="spellEnd"/>
+      <w:r>
+        <w:t xml:space="preserve"> accurate to more intelligence within the heuristics you know engine then we are able to actually identify more than 1000 application and the 900 but it is ongoing because of so many applications coming every day right so we are actually keep on you know detecting and adding the more signatures into our heuristics packet engine that is actually AT and TS that the ability to get that on a weekly basis monthly basis they can actually apply on demand into the production that’s the so on some of them think we </w:t>
+      </w:r>
+      <w:proofErr w:type="spellStart"/>
+      <w:r>
+        <w:t>we</w:t>
+      </w:r>
+      <w:proofErr w:type="spellEnd"/>
+      <w:r>
+        <w:t xml:space="preserve"> </w:t>
+      </w:r>
+      <w:proofErr w:type="spellStart"/>
+      <w:r>
+        <w:t>we</w:t>
+      </w:r>
+      <w:proofErr w:type="spellEnd"/>
+      <w:r>
+        <w:t xml:space="preserve"> are also using sometimes we are we are taking this off </w:t>
+      </w:r>
+      <w:proofErr w:type="spellStart"/>
+      <w:r>
+        <w:t>off</w:t>
+      </w:r>
+      <w:proofErr w:type="spellEnd"/>
+      <w:r>
+        <w:t xml:space="preserve"> </w:t>
+      </w:r>
+      <w:proofErr w:type="spellStart"/>
+      <w:r>
+        <w:t>off</w:t>
+      </w:r>
+      <w:proofErr w:type="spellEnd"/>
+      <w:r>
+        <w:t xml:space="preserve"> site you can think of you know we are actually listening you know all the traffics that keep on listening the engine offset in the lab then we are actually having a massive capture and we apply the missing learning and we are actually updating our heuristics files so that we know that in that the world in that out there you know some new signature is coming and maybe we can actually use this submission learning algorithm to actually figure it out what exactly the heuristics files are so we’ll use that one so this is the one maybe Prashanth you’re asking the question so how granular we can go here right so based on the capability of a classification engine and the signatures and other criteria inspection etcetera we should be in a position to actually even classify further on a particular application like you know Facebook messaging or video streaming or is it a video call or audio call so like that you know that is actually happening already and we know that this is coming we cannot just keep it in a higher level granularity we need to </w:t>
+      </w:r>
+      <w:r>
+        <w:lastRenderedPageBreak/>
+        <w:t xml:space="preserve">go into the define level granularity of you know what exactly this Facebook application is streaming because in in the single Facebook session there could be many IP flows that is the one could be a you know a messaging 1 could be a video streaming so we just go to the level of IP flow granularity and figure it out what exactly that IP flow is actually you know that services offer right so is that answer your question Prashant Uh this is the highlight III get it And </w:t>
+      </w:r>
+      <w:proofErr w:type="spellStart"/>
+      <w:r>
+        <w:t>and</w:t>
+      </w:r>
+      <w:proofErr w:type="spellEnd"/>
+      <w:r>
+        <w:t xml:space="preserve"> I understand what you’re showing here I think what I’m still struggling with is how do you identify this is Facebook and within Facebook this is messaging video streaming video call audio call yeah is it just based on a signature of a type of protocol are you looking at tours destination </w:t>
+      </w:r>
+      <w:proofErr w:type="spellStart"/>
+      <w:r>
+        <w:t>tupple</w:t>
+      </w:r>
+      <w:proofErr w:type="spellEnd"/>
+      <w:r>
+        <w:t xml:space="preserve"> board something like that because that’s where my problem is that I didn’t actually have that kind of a lower level of details of you know what kind of that’s fine so I’m interested in really the low level like I </w:t>
+      </w:r>
+      <w:proofErr w:type="spellStart"/>
+      <w:r>
+        <w:t>wanna</w:t>
+      </w:r>
+      <w:proofErr w:type="spellEnd"/>
+      <w:r>
+        <w:t xml:space="preserve"> really understand when you say Facebook how do you really find that on and </w:t>
+      </w:r>
+      <w:proofErr w:type="spellStart"/>
+      <w:r>
+        <w:t>and</w:t>
+      </w:r>
+      <w:proofErr w:type="spellEnd"/>
+      <w:r>
+        <w:t xml:space="preserve"> then on a person right based on SNI right yeah it’s all encrypted it should be based on all these signatures well there’s well there’s heuristics in there too I think just to say that what you’re asking is already happening in the Ericsson UPF so that’s maybe not the topic of this discussion so much as OK and I think we go through that separately with you but those capabilities exist already I appreciate that that’s great Jeff OK stop role educating ourselves each other and ultimately I think the goal is how can we help to kind of take care of the radio resources with that capabilities I feel very promising to be honest so far I think it’s II didn’t know this this is such a sophisticated thing for me there so which is great we have few things in core and </w:t>
+      </w:r>
+      <w:proofErr w:type="spellStart"/>
+      <w:r>
+        <w:t>and</w:t>
+      </w:r>
+      <w:proofErr w:type="spellEnd"/>
+      <w:r>
+        <w:t xml:space="preserve"> Jeff have been from you guys have a pretty good uh stuff OK so somebody is asking uh yay data under non EA data so now we have a heuristics uh we are already building it to detect uh the these are all the different uh </w:t>
+      </w:r>
+      <w:proofErr w:type="spellStart"/>
+      <w:r>
+        <w:t>uh</w:t>
+      </w:r>
+      <w:proofErr w:type="spellEnd"/>
+      <w:r>
+        <w:t xml:space="preserve"> protocols uh opening A and the copilot and we should be able to detect that hey this is the opening a this is the you know cloud etcetera correct so that is like already you know we are delivering as part of the heuristics package and </w:t>
+      </w:r>
+      <w:proofErr w:type="spellStart"/>
+      <w:r>
+        <w:t>and</w:t>
+      </w:r>
+      <w:proofErr w:type="spellEnd"/>
+      <w:r>
+        <w:t xml:space="preserve"> some of the things you know people may ask some encryption related right so how do you actually you know class should pay the uh the service uh when you are getting the encrypted uh packet I think we need to look at the two ways right owners like you know user payload uh encryption is one thing another one is that the right so the normally the header is unknown participant is now exiting So there are two different types of uh you know the protocols normally you can see in the industry the trend wise quick mostly uh the based on the UDP the TLS based on the TCP so basically we will look into that quick already there it is a public engine decryption we can do it not a problem already there as such mentioned it is already actually working if anybody content provider is actually sending that the video traffic with a quick paste algorithm we </w:t>
+      </w:r>
+      <w:proofErr w:type="spellStart"/>
+      <w:r>
+        <w:t>we</w:t>
+      </w:r>
+      <w:proofErr w:type="spellEnd"/>
+      <w:r>
+        <w:t xml:space="preserve"> are able to do what we can observe and everything TLS umm you know it is also there uh but you can see that there is a client hello right and based on that only that is a header and uh if you look at it nowadays actually a lot of players uh like uh Facebook and others they are also </w:t>
+      </w:r>
+      <w:r>
+        <w:lastRenderedPageBreak/>
+        <w:t xml:space="preserve">encrypting the header nowadays that’s coming correct protection security so there are a certain things that inner uh client hello packet and also outer client hello right so outer client hello is normally in plain text that has enough information for us to classify but it is a kind of ongoing you know effort so right now we have not seen anything like you know yeah mostly it is not encrypted of the TLS but still if it is you know I have seen some observation on that encrypted you know client header that is a client Hello but most of that outer in you know client hello packets are having enough information for us to classify so far correct so but it is as I said RFC and the standard and so </w:t>
+      </w:r>
+      <w:proofErr w:type="spellStart"/>
+      <w:r>
+        <w:t>so</w:t>
+      </w:r>
+      <w:proofErr w:type="spellEnd"/>
+      <w:r>
+        <w:t xml:space="preserve"> funny just a suggestion here right so today I like what </w:t>
+      </w:r>
+      <w:proofErr w:type="spellStart"/>
+      <w:r>
+        <w:t>Pantesh</w:t>
+      </w:r>
+      <w:proofErr w:type="spellEnd"/>
+      <w:r>
+        <w:t xml:space="preserve"> was doing earlier right so today we have enabled for upfront started enabling that right So can we go and sample that and see what percentage of traffic is what you know and can we get like you know a breakdown so let’s say you know today like 50% of our traffic is </w:t>
       </w:r>
       <w:proofErr w:type="spellStart"/>
       <w:r>
@@ -605,299 +871,43 @@
       </w:r>
       <w:proofErr w:type="spellEnd"/>
       <w:r>
-        <w:t xml:space="preserve"> this is blah blah blah hey Prashant I think these are good questions right let’s </w:t>
-      </w:r>
-      <w:proofErr w:type="spellStart"/>
-      <w:r>
-        <w:t>let’s</w:t>
-      </w:r>
-      <w:proofErr w:type="spellEnd"/>
-      <w:r>
-        <w:t xml:space="preserve"> hold on to those questions OK we can get it nitty gritty of how do we do that that’s not a technical deep time here right yeah so OK I’ll walk through some of the slides and still you have some more information reach me out I’ll definitely give you by the way Prashanth is representing our first setting that’s one of the potential </w:t>
-      </w:r>
-      <w:proofErr w:type="spellStart"/>
-      <w:r>
-        <w:t>top</w:t>
-      </w:r>
-      <w:proofErr w:type="spellEnd"/>
-      <w:r>
-        <w:t xml:space="preserve"> use yeah </w:t>
-      </w:r>
-      <w:proofErr w:type="spellStart"/>
-      <w:r>
-        <w:t>yeah</w:t>
-      </w:r>
-      <w:proofErr w:type="spellEnd"/>
-      <w:r>
-        <w:t xml:space="preserve"> II think I can definitely see that’s actually exactly the question actually as well I want to see the details sure </w:t>
-      </w:r>
-      <w:proofErr w:type="spellStart"/>
-      <w:r>
-        <w:t>sure</w:t>
-      </w:r>
-      <w:proofErr w:type="spellEnd"/>
-      <w:r>
-        <w:t xml:space="preserve"> I know today might not be the deep time yeah and I think that’s gonna probably trigger a lot of details sometimes if we look at it in a high level yes then after that go to the deeper but after that let’s work on with the use cases whether this particular use case can be done I think Prasanth already started talking about users yeah right so we like to go through that yeah OK so here in this case you know somebody’s asking like no what are the ways to actually identify or detect that packet and classify it right so you </w:t>
-      </w:r>
-      <w:proofErr w:type="spellStart"/>
-      <w:r>
-        <w:t>you</w:t>
-      </w:r>
-      <w:proofErr w:type="spellEnd"/>
-      <w:r>
-        <w:t xml:space="preserve"> see it here You know we are actually using this heuristics packet inspection that is the one of the domain thing to actually figure it out what kind of a service that we cannot clear classified because we actually have a separate lab and we are actually detecting that particular services in that Internet and the world and we are actually keep on actually a 24 by seven and every week and even weekly once that AT and T is getting that you know on demand heuristics package that is the rules and everything So what it will do is it is actually going to look at that again 6 packet and look at that the signature the pattern you know there are so many different patterns are available we know that OK if this particular signature is signature pattern is coming then we know that OK this is time coming from this particular OTT provider then not only that just not a simple I am telling but it is actually going to look at other tools like it may use the deep packet inspection it may use the shallow packet inspection on the OSA layer </w:t>
-      </w:r>
-      <w:proofErr w:type="spellStart"/>
-      <w:r>
-        <w:t>layer</w:t>
-      </w:r>
-      <w:proofErr w:type="spellEnd"/>
-      <w:r>
-        <w:t xml:space="preserve"> 3 layer 4 all of them actually it is going to use instead of a collection of a toolbox to do </w:t>
+        <w:t xml:space="preserve"> you know 30% is meta 20% is Netflix right and others AI traffic everything you get it right first let’s go and sample and see what’s the traffic types it is there and then we can say you know what OK this you know we want to deprioritize let’s say Netflix we want to prioritize thing right then what are the actions that we need to take right But I think with that EBM data right we should be able to sample that right and let’s get that data set and then we can start seeing right what what’s the challenge we have today and what do we need to solve that’s not there sure as even that is our intention we are actually already including you know EBM EEA for a demo purpose even for a you know showcasing how the traffic is classified whether it is actually a Facebook or a </w:t>
+      </w:r>
+      <w:proofErr w:type="spellStart"/>
+      <w:r>
+        <w:t>Youtube</w:t>
+      </w:r>
+      <w:proofErr w:type="spellEnd"/>
+      <w:r>
+        <w:t xml:space="preserve"> or a Netflix etcetera right so that’s a great point so we already I think it demonstrated that the soft video </w:t>
+      </w:r>
+      <w:proofErr w:type="spellStart"/>
+      <w:r>
+        <w:t>video</w:t>
+      </w:r>
+      <w:proofErr w:type="spellEnd"/>
+      <w:r>
+        <w:t xml:space="preserve"> policy the one in the you know in the network so we used to EA to actually see how it is actually detecting the different you remember that meta insect problem so we have in the so I think that is analytics engine we used in the EA they </w:t>
+      </w:r>
+      <w:proofErr w:type="spellStart"/>
+      <w:r>
+        <w:t>they</w:t>
+      </w:r>
+      <w:proofErr w:type="spellEnd"/>
+      <w:r>
+        <w:t xml:space="preserve"> have that EBM TSR capabilities and everything that we are working closely with the Frank team on enabling the TSR because that is one of the key thing that we need to enable on the UPS so that the video application analysis that can be done properly on </w:t>
+      </w:r>
+      <w:proofErr w:type="spellStart"/>
+      <w:r>
+        <w:t>on</w:t>
+      </w:r>
+      <w:proofErr w:type="spellEnd"/>
+      <w:r>
+        <w:t xml:space="preserve"> the EA the EBM data will have the TSR data that will have a tons of information yeah we will actually at least as a first stepping point as you said just we will actually work on the EA and understand what are the different traffic types are available and that will give us some kind of you know insights of the core or AT&amp;T network what are the different types of traffic that’s what I believe you are yeah exactly right let’s get those insights and then we can say you know what OK there is an opportunity over here to optimize something and then we can target on that and we can you know yeah we can we can work on a solution collectively right yeah exactly it’s a core based solution or that can be also actually used in the whatever it is making optimal OK cut so I think high level this is a kind of a section where I want to actually give some kind of a glimpse to the so this is good this is this is a more than what I thought I mean this is a this is a very sophisticated I mean of course you know the next step is you know from the right </w:t>
       </w:r>
       <w:r>
         <w:lastRenderedPageBreak/>
-        <w:t xml:space="preserve">that the packet addiction and the classification and finally the accuracy wise it is actually going to provide clear cut you know what exactly this particular service within that </w:t>
-      </w:r>
-      <w:proofErr w:type="spellStart"/>
-      <w:r>
-        <w:t>Youtube</w:t>
-      </w:r>
-      <w:proofErr w:type="spellEnd"/>
-      <w:r>
-        <w:t xml:space="preserve"> whether it is a video or it is actually messaging or it is actually kind of a text or something so that level of a sub level as Prashant is asking those </w:t>
-      </w:r>
-      <w:proofErr w:type="spellStart"/>
-      <w:r>
-        <w:t>those</w:t>
-      </w:r>
-      <w:proofErr w:type="spellEnd"/>
-      <w:r>
-        <w:t xml:space="preserve"> kind of things that we could actually identify so </w:t>
-      </w:r>
-      <w:proofErr w:type="spellStart"/>
-      <w:r>
-        <w:t>so</w:t>
-      </w:r>
-      <w:proofErr w:type="spellEnd"/>
-      <w:r>
-        <w:t xml:space="preserve"> </w:t>
-      </w:r>
-      <w:proofErr w:type="spellStart"/>
-      <w:r>
-        <w:t>so</w:t>
-      </w:r>
-      <w:proofErr w:type="spellEnd"/>
-      <w:r>
-        <w:t xml:space="preserve"> maybe a question to Jeff and Vikram is this DPL cause DPR is very processing intensive is this a by default on in our right now based on our dimensioning UPF but we have actually enabled the DPA it is a part of our engine right now OK yeah and also we just do some you know video policy treatments today right </w:t>
-      </w:r>
-      <w:proofErr w:type="spellStart"/>
-      <w:r>
-        <w:t>mankesh</w:t>
-      </w:r>
-      <w:proofErr w:type="spellEnd"/>
-      <w:r>
-        <w:t xml:space="preserve"> can talk about that you know we </w:t>
-      </w:r>
-      <w:proofErr w:type="spellStart"/>
-      <w:r>
-        <w:t>we</w:t>
-      </w:r>
-      <w:proofErr w:type="spellEnd"/>
-      <w:r>
-        <w:t xml:space="preserve"> have already implemented some of that yeah and </w:t>
-      </w:r>
-      <w:proofErr w:type="spellStart"/>
-      <w:r>
-        <w:t>and</w:t>
-      </w:r>
-      <w:proofErr w:type="spellEnd"/>
-      <w:r>
-        <w:t xml:space="preserve"> there’s lots of use cases for DPI on the EPF when it comes to policy application OK sorry I think the identification is happening on the UPF but how it could be used in Iran that’s </w:t>
-      </w:r>
-      <w:proofErr w:type="spellStart"/>
-      <w:r>
-        <w:t>that’s</w:t>
-      </w:r>
-      <w:proofErr w:type="spellEnd"/>
-      <w:r>
-        <w:t xml:space="preserve"> not still waiting to hear OK maybe that’s gonna help you know it’s A tag along with that benefit Yeah so just to you know asking you know how accurate that you know heuristics engine that we are actually providing along with other classification engine that comes along with that so accuracy wise if you look at it these are all that you know that the videos in the world that we are able to do that are very high accuracy that we are able to do it and also number of applications over the period of time we are actually building more </w:t>
-      </w:r>
-      <w:proofErr w:type="spellStart"/>
-      <w:r>
-        <w:t>more</w:t>
-      </w:r>
-      <w:proofErr w:type="spellEnd"/>
-      <w:r>
-        <w:t xml:space="preserve"> </w:t>
-      </w:r>
-      <w:proofErr w:type="spellStart"/>
-      <w:r>
-        <w:t>more</w:t>
-      </w:r>
-      <w:proofErr w:type="spellEnd"/>
-      <w:r>
-        <w:t xml:space="preserve"> accurate to more intelligence within the heuristics you know engine then we are able to actually identify more than 1000 application and the 900 but it is ongoing because of so many applications coming every day right so we are actually keep on you know detecting and adding the more signatures into our heuristics packet engine that is actually AT and TS that the ability to get that on a weekly basis monthly basis they can actually apply on demand into the production that’s the so on some of them think we </w:t>
-      </w:r>
-      <w:proofErr w:type="spellStart"/>
-      <w:r>
-        <w:t>we</w:t>
-      </w:r>
-      <w:proofErr w:type="spellEnd"/>
-      <w:r>
-        <w:t xml:space="preserve"> </w:t>
-      </w:r>
-      <w:proofErr w:type="spellStart"/>
-      <w:r>
-        <w:t>we</w:t>
-      </w:r>
-      <w:proofErr w:type="spellEnd"/>
-      <w:r>
-        <w:t xml:space="preserve"> are also using sometimes we are we are taking this off </w:t>
-      </w:r>
-      <w:proofErr w:type="spellStart"/>
-      <w:r>
-        <w:t>off</w:t>
-      </w:r>
-      <w:proofErr w:type="spellEnd"/>
-      <w:r>
-        <w:t xml:space="preserve"> </w:t>
-      </w:r>
-      <w:proofErr w:type="spellStart"/>
-      <w:r>
-        <w:t>off</w:t>
-      </w:r>
-      <w:proofErr w:type="spellEnd"/>
-      <w:r>
-        <w:t xml:space="preserve"> site you can think of you know we are actually listening you know all the traffics that keep on listening the engine offset in the lab then we are actually having a massive capture and we apply the missing learning and we are actually updating our heuristics files so that we know that in that the world in that out there you know some new signature is coming and maybe we can actually use this submission learning algorithm to actually figure it out what exactly the heuristics files are so we’ll use that one so this is the one maybe Prashanth you’re asking the question so how granular we can go here right so based on the capability of a classification engine and the signatures and other criteria inspection etcetera we should be in a position to actually even classify further on a particular application like you know Facebook messaging or video streaming or is it a video call or audio call so like that you know that is actually happening already and we know that this is coming we cannot just keep it in a higher level granularity we need to go into the define level granularity of you know what exactly this Facebook application is streaming because in in the single Facebook session there could be many IP flows that is the one could be a you know a messaging 1 could be a video streaming so we just go to the </w:t>
-      </w:r>
-      <w:r>
-        <w:lastRenderedPageBreak/>
-        <w:t xml:space="preserve">level of IP flow granularity and figure it out what exactly that IP flow is actually you know that services offer right so is that answer your question Prashant Uh this is the highlight III get it And </w:t>
-      </w:r>
-      <w:proofErr w:type="spellStart"/>
-      <w:r>
-        <w:t>and</w:t>
-      </w:r>
-      <w:proofErr w:type="spellEnd"/>
-      <w:r>
-        <w:t xml:space="preserve"> I understand what you’re showing here I think what I’m still struggling with is how do you identify this is Facebook and within Facebook this is messaging video streaming video call audio call yeah is it just based on a signature of a type of protocol are you looking at tours destination </w:t>
-      </w:r>
-      <w:proofErr w:type="spellStart"/>
-      <w:r>
-        <w:t>tupple</w:t>
-      </w:r>
-      <w:proofErr w:type="spellEnd"/>
-      <w:r>
-        <w:t xml:space="preserve"> board something like that because that’s where my problem is that I didn’t actually have that kind of a lower level of details of you know what kind of that’s fine so I’m interested in really the low level like I </w:t>
-      </w:r>
-      <w:proofErr w:type="spellStart"/>
-      <w:r>
-        <w:t>wanna</w:t>
-      </w:r>
-      <w:proofErr w:type="spellEnd"/>
-      <w:r>
-        <w:t xml:space="preserve"> really understand when you say Facebook how do you really find that on and </w:t>
-      </w:r>
-      <w:proofErr w:type="spellStart"/>
-      <w:r>
-        <w:t>and</w:t>
-      </w:r>
-      <w:proofErr w:type="spellEnd"/>
-      <w:r>
-        <w:t xml:space="preserve"> then on a person right based on SNI right yeah it’s all encrypted it should be based on all these signatures well there’s well there’s heuristics in there too I think just to say that what you’re asking is already happening in the Ericsson UPF so that’s maybe not the topic of this discussion so much as OK and I think we go through that separately with you but those capabilities exist already I appreciate that that’s great Jeff OK stop role educating ourselves each other and ultimately I think the goal is how can we help to kind of take care of the radio resources with that capabilities I feel very promising to be honest so far I think it’s II didn’t know this this is such a sophisticated thing for me there so which is great we have few things in core and </w:t>
-      </w:r>
-      <w:proofErr w:type="spellStart"/>
-      <w:r>
-        <w:t>and</w:t>
-      </w:r>
-      <w:proofErr w:type="spellEnd"/>
-      <w:r>
-        <w:t xml:space="preserve"> Jeff have been from you guys have a pretty good uh stuff OK so somebody is asking uh yay data under non EA data so now we have a heuristics uh we are already building it to detect uh the these are all the different uh </w:t>
-      </w:r>
-      <w:proofErr w:type="spellStart"/>
-      <w:r>
-        <w:t>uh</w:t>
-      </w:r>
-      <w:proofErr w:type="spellEnd"/>
-      <w:r>
-        <w:t xml:space="preserve"> protocols uh opening A and the copilot and we should be able to detect that hey this is the opening a this is the you know cloud etcetera correct so that is like already you know we are delivering as part of the heuristics package and </w:t>
-      </w:r>
-      <w:proofErr w:type="spellStart"/>
-      <w:r>
-        <w:t>and</w:t>
-      </w:r>
-      <w:proofErr w:type="spellEnd"/>
-      <w:r>
-        <w:t xml:space="preserve"> some of the things you know people may ask some encryption related right so how do you actually you know class should pay the uh the service uh when you are getting the encrypted uh packet I think we need to look at the two ways right owners like you know user payload uh encryption is one thing another one is that the right so the normally the header is unknown participant is now exiting So there are two different types of uh you know the protocols normally you can see in the industry the trend wise quick mostly uh the based on the UDP the TLS based on the TCP so basically we will look into that quick already there it is a public engine decryption we can do it not a problem already there as such mentioned it is already actually working if anybody content provider is actually sending that the video traffic with a quick paste algorithm we </w:t>
-      </w:r>
-      <w:proofErr w:type="spellStart"/>
-      <w:r>
-        <w:t>we</w:t>
-      </w:r>
-      <w:proofErr w:type="spellEnd"/>
-      <w:r>
-        <w:t xml:space="preserve"> are able to do what we can observe and everything TLS umm you know it is also there uh but you can see that there is a client hello right and based on that only that is a header and uh if you look at it nowadays actually a lot of players uh like uh Facebook and others they are also encrypting the header nowadays that’s coming correct protection security so there are a certain things that inner uh client hello packet and also outer client hello right so outer client hello is normally in plain text that has enough information for us to classify but it is a </w:t>
-      </w:r>
-      <w:r>
-        <w:lastRenderedPageBreak/>
-        <w:t xml:space="preserve">kind of ongoing you know effort so right now we have not seen anything like you know yeah mostly it is not encrypted of the TLS but still if it is you know I have seen some observation on that encrypted you know client header that is a client Hello but most of that outer in you know client hello packets are having enough information for us to classify so far correct so but it is as I said RFC and the standard and so </w:t>
-      </w:r>
-      <w:proofErr w:type="spellStart"/>
-      <w:r>
-        <w:t>so</w:t>
-      </w:r>
-      <w:proofErr w:type="spellEnd"/>
-      <w:r>
-        <w:t xml:space="preserve"> funny just a suggestion here right so today I like what </w:t>
-      </w:r>
-      <w:proofErr w:type="spellStart"/>
-      <w:r>
-        <w:t>Pantesh</w:t>
-      </w:r>
-      <w:proofErr w:type="spellEnd"/>
-      <w:r>
-        <w:t xml:space="preserve"> was doing earlier right so today we have enabled for upfront started enabling that right So can we go and sample that and see what percentage of traffic is what you know and can we get like you know a breakdown so let’s say you know today like 50% of our traffic is </w:t>
-      </w:r>
-      <w:proofErr w:type="spellStart"/>
-      <w:r>
-        <w:t>Youtube</w:t>
-      </w:r>
-      <w:proofErr w:type="spellEnd"/>
-      <w:r>
-        <w:t xml:space="preserve"> you know 30% is meta 20% is Netflix right and others AI traffic everything you get it right first let’s go and sample and see what’s the traffic types it is there and then we can say you know what OK this you know we want to deprioritize let’s say Netflix we want to prioritize thing right then what are the actions that we need to take right But I think with that EBM data right we should be able to sample that right and let’s get that data set and then we can start seeing right what what’s the challenge we have today and what do we need to solve that’s not there sure as even that is our intention we are actually already including you know EBM EEA for a demo purpose even for a you know showcasing how the traffic is classified whether it is actually a Facebook or a </w:t>
-      </w:r>
-      <w:proofErr w:type="spellStart"/>
-      <w:r>
-        <w:t>Youtube</w:t>
-      </w:r>
-      <w:proofErr w:type="spellEnd"/>
-      <w:r>
-        <w:t xml:space="preserve"> or a Netflix etcetera right so that’s a great point so we already I think it demonstrated that the soft video </w:t>
-      </w:r>
-      <w:proofErr w:type="spellStart"/>
-      <w:r>
-        <w:t>video</w:t>
-      </w:r>
-      <w:proofErr w:type="spellEnd"/>
-      <w:r>
-        <w:t xml:space="preserve"> policy the one in the you know in the network so we used to EA to actually see how it is actually detecting the different you remember that meta insect problem so we have in the so I think that is analytics engine we used in the EA they </w:t>
-      </w:r>
-      <w:proofErr w:type="spellStart"/>
-      <w:r>
-        <w:t>they</w:t>
-      </w:r>
-      <w:proofErr w:type="spellEnd"/>
-      <w:r>
-        <w:t xml:space="preserve"> have that EBM TSR capabilities and everything that we are working closely with the Frank team on enabling the TSR because that is one of the key thing that we need to enable on the UPS so that the video application analysis that can be done properly on </w:t>
-      </w:r>
-      <w:proofErr w:type="spellStart"/>
-      <w:r>
-        <w:t>on</w:t>
-      </w:r>
-      <w:proofErr w:type="spellEnd"/>
-      <w:r>
-        <w:t xml:space="preserve"> the EA the EBM data will have the TSR data that will have a tons of information yeah we will actually at least as a first stepping point as you said just we will actually work on the EA and understand what are the different traffic types are available and that will give us some kind of you know insights of the core or AT&amp;T network what are the different types of traffic that’s what I believe you are yeah exactly right let’s get those insights and then we can say you know what OK there is an opportunity over here to optimize something and then we can target on that and we can you know yeah we can we can work on a solution collectively right yeah exactly it’s a core based solution or that can be also actually used in the whatever it is making optimal OK cut so I think high level this is a kind of a section where I want to actually give some kind of a glimpse to the so this is good this is this is a more than what I thought I mean this is a this is a very sophisticated I mean of course you know the next step is you know from the right side First of all we need to know what information accident has to ran hmm and the secondly just practically even we have that notion saying hey we have those information universally how do you but </w:t>
+        <w:t xml:space="preserve">side First of all we need to know what information accident has to ran hmm and the secondly just practically even we have that notion saying hey we have those information universally how do you but </w:t>
       </w:r>
       <w:proofErr w:type="spellStart"/>
       <w:r>
@@ -913,11 +923,7 @@
       </w:r>
       <w:proofErr w:type="spellEnd"/>
       <w:r>
-        <w:t xml:space="preserve"> takes </w:t>
-      </w:r>
-      <w:r>
-        <w:lastRenderedPageBreak/>
-        <w:t xml:space="preserve">example right if the primary user come in they set up AQCI 6 barrel and that carries everything so how am I going to practically implementation wise from the RAM to change and update in the treatment on the right side yeah so those are the things I think you’re happy with it we need to get a </w:t>
+        <w:t xml:space="preserve"> takes example right if the primary user come in they set up AQCI 6 barrel and that carries everything so how am I going to practically implementation wise from the RAM to change and update in the treatment on the right side yeah so those are the things I think you’re happy with it we need to get a </w:t>
       </w:r>
       <w:proofErr w:type="spellStart"/>
       <w:r>
@@ -1038,7 +1044,11 @@
       </w:r>
       <w:proofErr w:type="spellEnd"/>
       <w:r>
-        <w:t xml:space="preserve"> and now I’ve been there myself yeah </w:t>
+        <w:t xml:space="preserve"> and now I’ve </w:t>
+      </w:r>
+      <w:r>
+        <w:lastRenderedPageBreak/>
+        <w:t xml:space="preserve">been there myself yeah </w:t>
       </w:r>
       <w:proofErr w:type="spellStart"/>
       <w:r>
@@ -1062,11 +1072,7 @@
       </w:r>
       <w:proofErr w:type="spellEnd"/>
       <w:r>
-        <w:t xml:space="preserve"> from the uh tactical standpoints right maybe so Prashan I don’t know we’ll keep using the personalities examples I’m hoping that’s a good use case so we can build upon that because you know </w:t>
-      </w:r>
-      <w:r>
-        <w:lastRenderedPageBreak/>
-        <w:t xml:space="preserve">probably we need to use one or two top use cases to drive that implementation right what kind of information would come back yeah </w:t>
+        <w:t xml:space="preserve"> from the uh tactical standpoints right maybe so Prashan I don’t know we’ll keep using the personalities examples I’m hoping that’s a good use case so we can build upon that because you know probably we need to use one or two top use cases to drive that implementation right what kind of information would come back yeah </w:t>
       </w:r>
       <w:proofErr w:type="spellStart"/>
       <w:r>
@@ -1199,11 +1205,11 @@
         <w:t>th</w:t>
       </w:r>
       <w:r>
-        <w:t xml:space="preserve"> is more I think we’re gonna buy a lot of you know the business side I think Jacob already reached out to a bunch of the business side so they can see you know just same as what Prashant asked right you know you bring a very good use cases hopefully other business units when they see this capability they have some other ideas so </w:t>
+        <w:t xml:space="preserve"> is more I think we’re gonna buy a lot of you know the business </w:t>
       </w:r>
       <w:r>
         <w:lastRenderedPageBreak/>
-        <w:t xml:space="preserve">we can all get those ideas together right so one thing to consider is snap neutrality of course and then well yeah those kind of yeah </w:t>
+        <w:t xml:space="preserve">side I think Jacob already reached out to a bunch of the business side so they can see you know just same as what Prashant asked right you know you bring a very good use cases hopefully other business units when they see this capability they have some other ideas so we can all get those ideas together right so one thing to consider is snap neutrality of course and then well yeah those kind of yeah </w:t>
       </w:r>
       <w:proofErr w:type="spellStart"/>
       <w:r>
@@ -1410,11 +1416,11 @@
         <w:t>nd</w:t>
       </w:r>
       <w:r>
-        <w:t xml:space="preserve"> use cases we have a push to talk portfolio of devices and one of them we call right it’s a radio or IP it’s a it’s a small box which essentially allows you to interop between a mobile device and an LMR radio it acts like a interworking function The challenge with that box is at today there is </w:t>
+        <w:t xml:space="preserve"> use cases we </w:t>
       </w:r>
       <w:r>
         <w:lastRenderedPageBreak/>
-        <w:t xml:space="preserve">no way for us to assign mission critical QCI to it it’s a box right it’s like a Linux box it’s not sophisticated So what we would like to do is if you if you sell an LMR gateway which can support for endpoints and for LMRS how can we make that user as QCI70 right so this is the use case where you detect traffic from this this particular type of equipment and provided a mission critical priority right because we have not been able to accomplish it today the good use case though yeah but that makes like I think you’re looking now to change 5QI in the core side Yeah like end to end right there’s nothing for </w:t>
+        <w:t xml:space="preserve">have a push to talk portfolio of devices and one of them we call right it’s a radio or IP it’s a it’s a small box which essentially allows you to interop between a mobile device and an LMR radio it acts like a interworking function The challenge with that box is at today there is no way for us to assign mission critical QCI to it it’s a box right it’s like a Linux box it’s not sophisticated So what we would like to do is if you if you sell an LMR gateway which can support for endpoints and for LMRS how can we make that user as QCI70 right so this is the use case where you detect traffic from this this particular type of equipment and provided a mission critical priority right because we have not been able to accomplish it today the good use case though yeah but that makes like I think you’re looking now to change 5QI in the core side Yeah like end to end right there’s nothing for </w:t>
       </w:r>
       <w:proofErr w:type="spellStart"/>
       <w:r>
@@ -1470,7 +1476,15 @@
       </w:r>
       <w:proofErr w:type="spellEnd"/>
       <w:r>
-        <w:t xml:space="preserve"> you’re gonna have a little bit more absolutely coming back and how the RAM actually and differentiation differentiate them in the model So this is the September 18</w:t>
+        <w:t xml:space="preserve"> you’re </w:t>
+      </w:r>
+      <w:proofErr w:type="spellStart"/>
+      <w:r>
+        <w:t>gonna</w:t>
+      </w:r>
+      <w:proofErr w:type="spellEnd"/>
+      <w:r>
+        <w:t xml:space="preserve"> have a little bit more absolutely coming back and how the RAM actually and differentiation differentiate them in the model So this is the September 18</w:t>
       </w:r>
       <w:r>
         <w:rPr>
